--- a/data/exports/kcet-probability_revision_notes.docx
+++ b/data/exports/kcet-probability_revision_notes.docx
@@ -189,7 +189,7 @@
                 <w:color w:val="2D3748"/>
                 <w:sz w:val="19"/>
               </w:rPr>
-              <w:t>Kcet Probability - Core Application</w:t>
+              <w:t>Conditional Probability &amp; Bayes' Theorem</w:t>
             </w:r>
           </w:p>
         </w:tc>
@@ -209,7 +209,7 @@
               <w:rPr>
                 <w:sz w:val="19"/>
               </w:rPr>
-              <w:t>44 PYQs</w:t>
+              <w:t>24 PYQs</w:t>
             </w:r>
           </w:p>
         </w:tc>
@@ -230,7 +230,94 @@
                 <w:color w:val="718096"/>
                 <w:sz w:val="19"/>
               </w:rPr>
-              <w:t>General Concept</w:t>
+              <w:t>Conditional &amp; Bayes</w:t>
+            </w:r>
+          </w:p>
+        </w:tc>
+      </w:tr>
+      <w:tr>
+        <w:tc>
+          <w:tcPr>
+            <w:tcW w:type="dxa" w:w="2160"/>
+            <w:shd w:fill="FFFFFF"/>
+            <w:tcMar>
+              <w:top w:w="80" w:type="dxa"/>
+              <w:bottom w:w="80" w:type="dxa"/>
+              <w:left w:w="150" w:type="dxa"/>
+              <w:right w:w="150" w:type="dxa"/>
+            </w:tcMar>
+          </w:tcPr>
+          <w:p>
+            <w:r>
+              <w:rPr>
+                <w:b/>
+                <w:color w:val="C53030"/>
+                <w:sz w:val="19"/>
+              </w:rPr>
+              <w:t>Very High</w:t>
+            </w:r>
+          </w:p>
+        </w:tc>
+        <w:tc>
+          <w:tcPr>
+            <w:tcW w:type="dxa" w:w="4320"/>
+            <w:shd w:fill="FFFFFF"/>
+            <w:tcMar>
+              <w:top w:w="80" w:type="dxa"/>
+              <w:bottom w:w="80" w:type="dxa"/>
+              <w:left w:w="150" w:type="dxa"/>
+              <w:right w:w="150" w:type="dxa"/>
+            </w:tcMar>
+          </w:tcPr>
+          <w:p>
+            <w:r>
+              <w:rPr>
+                <w:b/>
+                <w:color w:val="2D3748"/>
+                <w:sz w:val="19"/>
+              </w:rPr>
+              <w:t>Probability Distribution &amp; Binomial Distribution</w:t>
+            </w:r>
+          </w:p>
+        </w:tc>
+        <w:tc>
+          <w:tcPr>
+            <w:tcW w:type="dxa" w:w="1728"/>
+            <w:shd w:fill="FFFFFF"/>
+            <w:tcMar>
+              <w:top w:w="80" w:type="dxa"/>
+              <w:bottom w:w="80" w:type="dxa"/>
+              <w:left w:w="150" w:type="dxa"/>
+              <w:right w:w="150" w:type="dxa"/>
+            </w:tcMar>
+          </w:tcPr>
+          <w:p>
+            <w:r>
+              <w:rPr>
+                <w:sz w:val="19"/>
+              </w:rPr>
+              <w:t>20 PYQs</w:t>
+            </w:r>
+          </w:p>
+        </w:tc>
+        <w:tc>
+          <w:tcPr>
+            <w:tcW w:type="dxa" w:w="1872"/>
+            <w:shd w:fill="FFFFFF"/>
+            <w:tcMar>
+              <w:top w:w="80" w:type="dxa"/>
+              <w:bottom w:w="80" w:type="dxa"/>
+              <w:left w:w="150" w:type="dxa"/>
+              <w:right w:w="150" w:type="dxa"/>
+            </w:tcMar>
+          </w:tcPr>
+          <w:p>
+            <w:r>
+              <w:rPr>
+                <w:color w:val="718096"/>
+                <w:sz w:val="19"/>
+              </w:rPr>
+              <w:t>Random Variables</w:t>
             </w:r>
           </w:p>
         </w:tc>
@@ -311,6 +398,98 @@
           </w:p>
         </w:tc>
       </w:tr>
+      <w:tr>
+        <w:tc>
+          <w:tcPr>
+            <w:tcW w:type="dxa" w:w="3600"/>
+            <w:shd w:fill="F7FAFC"/>
+            <w:tcMar>
+              <w:top w:w="100" w:type="dxa"/>
+              <w:bottom w:w="100" w:type="dxa"/>
+              <w:left w:w="150" w:type="dxa"/>
+              <w:right w:w="150" w:type="dxa"/>
+            </w:tcMar>
+          </w:tcPr>
+          <w:p>
+            <w:r>
+              <w:rPr>
+                <w:b/>
+                <w:color w:val="1A365D"/>
+                <w:sz w:val="19"/>
+              </w:rPr>
+              <w:t>Conditional Probability &amp; Bayes' Theorem</w:t>
+            </w:r>
+          </w:p>
+        </w:tc>
+        <w:tc>
+          <w:tcPr>
+            <w:tcW w:type="dxa" w:w="6480"/>
+            <w:shd w:fill="F7FAFC"/>
+            <w:tcMar>
+              <w:top w:w="100" w:type="dxa"/>
+              <w:bottom w:w="100" w:type="dxa"/>
+              <w:left w:w="150" w:type="dxa"/>
+              <w:right w:w="150" w:type="dxa"/>
+            </w:tcMar>
+          </w:tcPr>
+          <w:p>
+            <w:r>
+              <w:rPr>
+                <w:rFonts w:ascii="Cambria Math" w:hAnsi="Cambria Math"/>
+                <w:color w:val="2D3748"/>
+                <w:sz w:val="19"/>
+              </w:rPr>
+              <w:t>P(A|B) = \frac{P(A \cap B)}{P(B)}, \quad P(A \cap B) = P(A) \cdot P(B) \text{ (independent)}, \quad P(E_i|A) = \frac{P(E_i)P(A|E_i)}{\Sigma P(E_j)P(A|E_j)}</w:t>
+            </w:r>
+          </w:p>
+        </w:tc>
+      </w:tr>
+      <w:tr>
+        <w:tc>
+          <w:tcPr>
+            <w:tcW w:type="dxa" w:w="3600"/>
+            <w:shd w:fill="FFFFFF"/>
+            <w:tcMar>
+              <w:top w:w="100" w:type="dxa"/>
+              <w:bottom w:w="100" w:type="dxa"/>
+              <w:left w:w="150" w:type="dxa"/>
+              <w:right w:w="150" w:type="dxa"/>
+            </w:tcMar>
+          </w:tcPr>
+          <w:p>
+            <w:r>
+              <w:rPr>
+                <w:b/>
+                <w:color w:val="1A365D"/>
+                <w:sz w:val="19"/>
+              </w:rPr>
+              <w:t>Probability Distribution &amp; Binomial Distribution</w:t>
+            </w:r>
+          </w:p>
+        </w:tc>
+        <w:tc>
+          <w:tcPr>
+            <w:tcW w:type="dxa" w:w="6480"/>
+            <w:shd w:fill="FFFFFF"/>
+            <w:tcMar>
+              <w:top w:w="100" w:type="dxa"/>
+              <w:bottom w:w="100" w:type="dxa"/>
+              <w:left w:w="150" w:type="dxa"/>
+              <w:right w:w="150" w:type="dxa"/>
+            </w:tcMar>
+          </w:tcPr>
+          <w:p>
+            <w:r>
+              <w:rPr>
+                <w:rFonts w:ascii="Cambria Math" w:hAnsi="Cambria Math"/>
+                <w:color w:val="2D3748"/>
+                <w:sz w:val="19"/>
+              </w:rPr>
+              <w:t>\text{Mean } \mu = \Sigma x_i p_i, \quad \text{Var } \sigma^2 = \Sigma x_i^2 p_i - \mu^2, \quad \text{Binomial: } P(X = r) = {^n C_r} p^r q^{n-r}, \; \text{Mean} = np, \; \text{Var} = npq</w:t>
+            </w:r>
+          </w:p>
+        </w:tc>
+      </w:tr>
     </w:tbl>
     <w:p>
       <w:pPr>
@@ -338,7 +517,7 @@
           <w:color w:val="2B6CB0"/>
           <w:sz w:val="24"/>
         </w:rPr>
-        <w:t>3.1 Kcet Probability - Core Application (Very High Yield — 44 PYQs)</w:t>
+        <w:t>3.1 Conditional Probability &amp; Bayes' Theorem (Very High Yield — 24 PYQs)</w:t>
       </w:r>
     </w:p>
     <w:p>
@@ -353,7 +532,7 @@
         <w:rPr>
           <w:sz w:val="20"/>
         </w:rPr>
-        <w:t>Key problem pattern in Kcet Probability.</w:t>
+        <w:t>Multiplication rule of probability, test for statistical independence, law of total probability, and inverse probability via Bayes' theorem.</w:t>
       </w:r>
     </w:p>
     <w:tbl>
@@ -391,7 +570,7 @@
                 <w:color w:val="2D3748"/>
                 <w:sz w:val="19"/>
               </w:rPr>
-              <w:t>Watch for algebraic and sign errors.</w:t>
+              <w:t>Mutually exclusive events (A \cap B = \emptyset \implies P(A \cap B) = 0) CANNOT be independent if both have non-zero probabilities!</w:t>
             </w:r>
           </w:p>
         </w:tc>
@@ -432,7 +611,215 @@
                 <w:color w:val="2D3748"/>
                 <w:sz w:val="19"/>
               </w:rPr>
-              <w:t>Verify dimensions and boundary conditions.</w:t>
+              <w:t>For independent events: P(A \cup B) = 1 - P(A')P(B').</w:t>
+            </w:r>
+          </w:p>
+        </w:tc>
+      </w:tr>
+    </w:tbl>
+    <w:p>
+      <w:pPr>
+        <w:spacing w:before="120" w:after="40"/>
+      </w:pPr>
+      <w:r>
+        <w:rPr>
+          <w:b/>
+          <w:color w:val="1A365D"/>
+          <w:sz w:val="19"/>
+        </w:rPr>
+        <w:t>Source PYQs testing this concept:</w:t>
+      </w:r>
+    </w:p>
+    <w:p>
+      <w:pPr>
+        <w:pStyle w:val="ListBullet"/>
+        <w:spacing w:after="40"/>
+      </w:pPr>
+      <w:r>
+        <w:rPr>
+          <w:b/>
+          <w:sz w:val="18"/>
+        </w:rPr>
+        <w:t xml:space="preserve">[2026 Shift] Q#2 (MCQ): </w:t>
+      </w:r>
+      <w:r>
+        <w:rPr>
+          <w:sz w:val="18"/>
+        </w:rPr>
+        <w:t xml:space="preserve">"The probability that a man and his wife live after 20 years are (1 / 4) and (1 / 3) respectively. The probability that neither..."  </w:t>
+      </w:r>
+      <w:r>
+        <w:rPr>
+          <w:b/>
+          <w:color w:val="2B6CB0"/>
+          <w:sz w:val="18"/>
+        </w:rPr>
+        <w:t>[Ans: D]</w:t>
+      </w:r>
+    </w:p>
+    <w:p>
+      <w:pPr>
+        <w:pStyle w:val="ListBullet"/>
+        <w:spacing w:after="40"/>
+      </w:pPr>
+      <w:r>
+        <w:rPr>
+          <w:b/>
+          <w:sz w:val="18"/>
+        </w:rPr>
+        <w:t xml:space="preserve">[2026 Shift] Q#4 (MCQ): </w:t>
+      </w:r>
+      <w:r>
+        <w:rPr>
+          <w:sz w:val="18"/>
+        </w:rPr>
+        <w:t xml:space="preserve">"Probability of occurrence of an event A is (1 / 2) and that of B is (3 / 10) . If A and B are mutually exclusive, then the proba..."  </w:t>
+      </w:r>
+      <w:r>
+        <w:rPr>
+          <w:b/>
+          <w:color w:val="2B6CB0"/>
+          <w:sz w:val="18"/>
+        </w:rPr>
+        <w:t>[Ans: N/A]</w:t>
+      </w:r>
+    </w:p>
+    <w:p>
+      <w:pPr>
+        <w:pStyle w:val="ListBullet"/>
+        <w:spacing w:after="40"/>
+      </w:pPr>
+      <w:r>
+        <w:rPr>
+          <w:b/>
+          <w:sz w:val="18"/>
+        </w:rPr>
+        <w:t xml:space="preserve">[2025 Shift] Q#2 (MCQ): </w:t>
+      </w:r>
+      <w:r>
+        <w:rPr>
+          <w:sz w:val="18"/>
+        </w:rPr>
+        <w:t xml:space="preserve">"A random experiment has five outcomes w_(1),w_(2),w_(3),w_(4) and w_(5) . The probabilities of the occurrence of the outcomes $w_{1},w_{..."  </w:t>
+      </w:r>
+      <w:r>
+        <w:rPr>
+          <w:b/>
+          <w:color w:val="2B6CB0"/>
+          <w:sz w:val="18"/>
+        </w:rPr>
+        <w:t>[Ans: N/A]</w:t>
+      </w:r>
+    </w:p>
+    <w:p>
+      <w:pPr>
+        <w:spacing w:after="120"/>
+      </w:pPr>
+    </w:p>
+    <w:p>
+      <w:pPr>
+        <w:pStyle w:val="Heading2"/>
+      </w:pPr>
+      <w:r>
+        <w:rPr>
+          <w:color w:val="2B6CB0"/>
+          <w:sz w:val="24"/>
+        </w:rPr>
+        <w:t>3.2 Probability Distribution &amp; Binomial Distribution (Very High Yield — 20 PYQs)</w:t>
+      </w:r>
+    </w:p>
+    <w:p>
+      <w:r>
+        <w:rPr>
+          <w:b/>
+          <w:sz w:val="20"/>
+        </w:rPr>
+        <w:t xml:space="preserve">Core Principle: </w:t>
+      </w:r>
+      <w:r>
+        <w:rPr>
+          <w:sz w:val="20"/>
+        </w:rPr>
+        <w:t>Discrete probability distributions, expected value E(X), variance, and Binomial Bernoulli trials (q = 1 - p).</w:t>
+      </w:r>
+    </w:p>
+    <w:tbl>
+      <w:tblPr>
+        <w:tblW w:type="auto" w:w="0"/>
+        <w:jc w:val="center"/>
+        <w:tblLook w:firstColumn="1" w:firstRow="1" w:lastColumn="0" w:lastRow="0" w:noHBand="0" w:noVBand="1" w:val="04A0"/>
+      </w:tblPr>
+      <w:tblGrid>
+        <w:gridCol w:w="10080"/>
+      </w:tblGrid>
+      <w:tr>
+        <w:tc>
+          <w:tcPr>
+            <w:tcW w:type="dxa" w:w="10080"/>
+            <w:shd w:fill="FFF5F5"/>
+            <w:tcMar>
+              <w:top w:w="100" w:type="dxa"/>
+              <w:bottom w:w="100" w:type="dxa"/>
+              <w:left w:w="150" w:type="dxa"/>
+              <w:right w:w="150" w:type="dxa"/>
+            </w:tcMar>
+          </w:tcPr>
+          <w:p>
+            <w:r>
+              <w:rPr>
+                <w:b/>
+                <w:color w:val="C53030"/>
+                <w:sz w:val="19"/>
+              </w:rPr>
+              <w:t xml:space="preserve">⚠️ Common Trap / JEE Pitfall: </w:t>
+            </w:r>
+            <w:r>
+              <w:rPr>
+                <w:color w:val="2D3748"/>
+                <w:sz w:val="19"/>
+              </w:rPr>
+              <w:t>In a Binomial distribution, the variance (npq) is ALWAYS strictly less than the mean (np) because q &lt; 1.</w:t>
+            </w:r>
+          </w:p>
+        </w:tc>
+      </w:tr>
+    </w:tbl>
+    <w:tbl>
+      <w:tblPr>
+        <w:tblW w:type="auto" w:w="0"/>
+        <w:jc w:val="center"/>
+        <w:tblLook w:firstColumn="1" w:firstRow="1" w:lastColumn="0" w:lastRow="0" w:noHBand="0" w:noVBand="1" w:val="04A0"/>
+      </w:tblPr>
+      <w:tblGrid>
+        <w:gridCol w:w="10080"/>
+      </w:tblGrid>
+      <w:tr>
+        <w:tc>
+          <w:tcPr>
+            <w:tcW w:type="dxa" w:w="10080"/>
+            <w:shd w:fill="F0FFF4"/>
+            <w:tcMar>
+              <w:top w:w="100" w:type="dxa"/>
+              <w:bottom w:w="100" w:type="dxa"/>
+              <w:left w:w="150" w:type="dxa"/>
+              <w:right w:w="150" w:type="dxa"/>
+            </w:tcMar>
+          </w:tcPr>
+          <w:p>
+            <w:r>
+              <w:rPr>
+                <w:b/>
+                <w:color w:val="276749"/>
+                <w:sz w:val="19"/>
+              </w:rPr>
+              <w:t xml:space="preserve">💡 Speed Hack / Trick: </w:t>
+            </w:r>
+            <w:r>
+              <w:rPr>
+                <w:color w:val="2D3748"/>
+                <w:sz w:val="19"/>
+              </w:rPr>
+              <w:t>Variance formula shortcut: Var(X) = E(X^2) - [E(X)]^2.</w:t>
             </w:r>
           </w:p>
         </w:tc>
@@ -515,13 +902,13 @@
           <w:b/>
           <w:sz w:val="18"/>
         </w:rPr>
-        <w:t xml:space="preserve">[2026 Shift] Q#2 (MCQ): </w:t>
+        <w:t xml:space="preserve">[2026 Shift] Q#3 (MCQ): </w:t>
       </w:r>
       <w:r>
         <w:rPr>
           <w:sz w:val="18"/>
         </w:rPr>
-        <w:t xml:space="preserve">"The probability that a man and his wife live after 20 years are (1 / 4) and (1 / 3) respectively. The probability that neither..."  </w:t>
+        <w:t xml:space="preserve">"Probability of obtaining an even prime number on each die when a pair of dice is rolled is..."  </w:t>
       </w:r>
       <w:r>
         <w:rPr>
@@ -660,6 +1047,129 @@
               <w:t>Solution Analysis:</w:t>
               <w:br/>
               <w:t>We need to find P(A|L) , which means: Probability that both parents are left handed, given that the child is left handed. Using Bayes’ theorem, P(A|L)=(P(A)P(L|A) / P(L)) Here, P(A)=P(B)=P(C)=P(D)=(1 / 4) Also, P(L|A)=24%=(24 / 100) Now find P(L) using the total probability formula: P(L)=P(A)P(L|A)+P(B)P(L|B)+P(C)P(L|C)+P(D)P(L|D) Substitute the values: P(L)=(1 / 4) × (24 / 100)+(1 / 4) × (9 / 100)+(1 / 4) × (17 / 100)+(1 / 4) × (22 / 100) Since (1 / 4) is common, P(L)=(1 / 4)((24+9+17+22 / 100)) P(L)=(1 / 4) × (72 / 100) Now, P(A|L)=((1 / 4) × (24 / 100) / (1 / 4) × (72 / 100)) Cancel the common factor (1 / 4) × (1 / 100) : P(A|L)=(24 / 72) P(A|L)=(1 / 3) So the correct option is: (1 / 3) Option C.</w:t>
+            </w:r>
+          </w:p>
+        </w:tc>
+      </w:tr>
+    </w:tbl>
+    <w:p>
+      <w:pPr>
+        <w:spacing w:after="120"/>
+      </w:pPr>
+    </w:p>
+    <w:p>
+      <w:pPr>
+        <w:spacing w:before="160" w:after="40"/>
+      </w:pPr>
+      <w:r>
+        <w:rPr>
+          <w:b/>
+          <w:color w:val="1A365D"/>
+          <w:sz w:val="22"/>
+        </w:rPr>
+        <w:t>Benchmark Problem 2: KCET 2026 (Q#2)</w:t>
+      </w:r>
+    </w:p>
+    <w:p>
+      <w:pPr>
+        <w:spacing w:after="80"/>
+      </w:pPr>
+      <w:r>
+        <w:rPr>
+          <w:sz w:val="20"/>
+        </w:rPr>
+        <w:t>The probability that a man and his wife live after 20 years are (1 / 4) and (1 / 3) respectively. The probability that neither the man nor his wife live after 20 years is</w:t>
+      </w:r>
+    </w:p>
+    <w:p>
+      <w:pPr>
+        <w:pStyle w:val="ListBullet"/>
+        <w:spacing w:after="20"/>
+      </w:pPr>
+      <w:r>
+        <w:rPr>
+          <w:sz w:val="19"/>
+        </w:rPr>
+        <w:t>(A) (3 / 4)</w:t>
+      </w:r>
+    </w:p>
+    <w:p>
+      <w:pPr>
+        <w:pStyle w:val="ListBullet"/>
+        <w:spacing w:after="20"/>
+      </w:pPr>
+      <w:r>
+        <w:rPr>
+          <w:sz w:val="19"/>
+        </w:rPr>
+        <w:t>(B) (1 / 12)</w:t>
+      </w:r>
+    </w:p>
+    <w:p>
+      <w:pPr>
+        <w:pStyle w:val="ListBullet"/>
+        <w:spacing w:after="20"/>
+      </w:pPr>
+      <w:r>
+        <w:rPr>
+          <w:sz w:val="19"/>
+        </w:rPr>
+        <w:t>(C) (7 / 12)</w:t>
+      </w:r>
+    </w:p>
+    <w:p>
+      <w:pPr>
+        <w:pStyle w:val="ListBullet"/>
+        <w:spacing w:after="20"/>
+      </w:pPr>
+      <w:r>
+        <w:rPr>
+          <w:b/>
+          <w:color w:val="276749"/>
+          <w:sz w:val="19"/>
+        </w:rPr>
+        <w:t>(D) (1 / 2)</w:t>
+      </w:r>
+    </w:p>
+    <w:tbl>
+      <w:tblPr>
+        <w:tblW w:type="auto" w:w="0"/>
+        <w:jc w:val="center"/>
+        <w:tblLook w:firstColumn="1" w:firstRow="1" w:lastColumn="0" w:lastRow="0" w:noHBand="0" w:noVBand="1" w:val="04A0"/>
+      </w:tblPr>
+      <w:tblGrid>
+        <w:gridCol w:w="10080"/>
+      </w:tblGrid>
+      <w:tr>
+        <w:tc>
+          <w:tcPr>
+            <w:tcW w:type="dxa" w:w="10080"/>
+            <w:shd w:fill="F7FAFC"/>
+            <w:tcMar>
+              <w:top w:w="100" w:type="dxa"/>
+              <w:bottom w:w="100" w:type="dxa"/>
+              <w:left w:w="150" w:type="dxa"/>
+              <w:right w:w="150" w:type="dxa"/>
+            </w:tcMar>
+          </w:tcPr>
+          <w:p>
+            <w:r>
+              <w:rPr>
+                <w:b/>
+                <w:color w:val="1A365D"/>
+                <w:sz w:val="19"/>
+              </w:rPr>
+              <w:t>Correct Answer: D</w:t>
+              <w:br/>
+            </w:r>
+            <w:r>
+              <w:rPr>
+                <w:color w:val="2D3748"/>
+                <w:sz w:val="18"/>
+              </w:rPr>
+              <w:t>Solution Analysis:</w:t>
+              <w:br/>
+              <w:t>Let the probability that the man lives after 20 years be P(M)=(1 / 4) and the probability that his wife lives after 20 years be P(W)=(1 / 3) So, the probability that the man does not live after 20 years is 1-(1 / 4)=(3 / 4) and the probability that the wife does not live after 20 years is 1-(1 / 3)=(2 / 3) Assuming their survival is independent, the probability that neither lives after 20 years is (3 / 4) × (2 / 3)=(1 / 2) So the correct answer is (1 / 2) Option D</w:t>
             </w:r>
           </w:p>
         </w:tc>

--- a/data/exports/kcet-probability_revision_notes.docx
+++ b/data/exports/kcet-probability_revision_notes.docx
@@ -13,7 +13,7 @@
           <w:color w:val="1A365D"/>
           <w:sz w:val="44"/>
         </w:rPr>
-        <w:t>JEE MAIN REVISION MASTER: PROBABILITY 2026 5 QUESTIONS 8.33% WEIGHTAGE ↓16.7%</w:t>
+        <w:t>JEE MAIN REVISION MASTER: PROBABILITY</w:t>
       </w:r>
     </w:p>
     <w:p>
@@ -209,7 +209,7 @@
               <w:rPr>
                 <w:sz w:val="19"/>
               </w:rPr>
-              <w:t>24 PYQs</w:t>
+              <w:t>38 PYQs</w:t>
             </w:r>
           </w:p>
         </w:tc>
@@ -251,10 +251,10 @@
             <w:r>
               <w:rPr>
                 <w:b/>
-                <w:color w:val="C53030"/>
+                <w:color w:val="718096"/>
                 <w:sz w:val="19"/>
               </w:rPr>
-              <w:t>Very High</w:t>
+              <w:t>Moderate</w:t>
             </w:r>
           </w:p>
         </w:tc>
@@ -296,7 +296,7 @@
               <w:rPr>
                 <w:sz w:val="19"/>
               </w:rPr>
-              <w:t>20 PYQs</w:t>
+              <w:t>6 PYQs</w:t>
             </w:r>
           </w:p>
         </w:tc>
@@ -517,7 +517,7 @@
           <w:color w:val="2B6CB0"/>
           <w:sz w:val="24"/>
         </w:rPr>
-        <w:t>3.1 Conditional Probability &amp; Bayes' Theorem (Very High Yield — 24 PYQs)</w:t>
+        <w:t>3.1 Conditional Probability &amp; Bayes' Theorem (Very High Yield — 38 PYQs)</w:t>
       </w:r>
     </w:p>
     <w:p>
@@ -640,40 +640,13 @@
           <w:b/>
           <w:sz w:val="18"/>
         </w:rPr>
-        <w:t xml:space="preserve">[2026 Shift] Q#2 (MCQ): </w:t>
+        <w:t xml:space="preserve">[2026 Shift] Q#1 (MCQ): </w:t>
       </w:r>
       <w:r>
         <w:rPr>
           <w:sz w:val="18"/>
         </w:rPr>
-        <w:t xml:space="preserve">"The probability that a man and his wife live after 20 years are (1 / 4) and (1 / 3) respectively. The probability that neither..."  </w:t>
-      </w:r>
-      <w:r>
-        <w:rPr>
-          <w:b/>
-          <w:color w:val="2B6CB0"/>
-          <w:sz w:val="18"/>
-        </w:rPr>
-        <w:t>[Ans: D]</w:t>
-      </w:r>
-    </w:p>
-    <w:p>
-      <w:pPr>
-        <w:pStyle w:val="ListBullet"/>
-        <w:spacing w:after="40"/>
-      </w:pPr>
-      <w:r>
-        <w:rPr>
-          <w:b/>
-          <w:sz w:val="18"/>
-        </w:rPr>
-        <w:t xml:space="preserve">[2026 Shift] Q#4 (MCQ): </w:t>
-      </w:r>
-      <w:r>
-        <w:rPr>
-          <w:sz w:val="18"/>
-        </w:rPr>
-        <w:t xml:space="preserve">"Probability of occurrence of an event A is (1 / 2) and that of B is (3 / 10) . If A and B are mutually exclusive, then the proba..."  </w:t>
+        <w:t xml:space="preserve">"Recent studies suggest that 12% of the world population is left handed. Depending on parents' hand usage, the chances of having left hande..."  </w:t>
       </w:r>
       <w:r>
         <w:rPr>
@@ -694,13 +667,13 @@
           <w:b/>
           <w:sz w:val="18"/>
         </w:rPr>
-        <w:t xml:space="preserve">[2025 Shift] Q#2 (MCQ): </w:t>
+        <w:t xml:space="preserve">[2026 Shift] Q#1 (MCQ): </w:t>
       </w:r>
       <w:r>
         <w:rPr>
           <w:sz w:val="18"/>
         </w:rPr>
-        <w:t xml:space="preserve">"A random experiment has five outcomes w_(1),w_(2),w_(3),w_(4) and w_(5) . The probabilities of the occurrence of the outcomes $w_{1},w_{..."  </w:t>
+        <w:t xml:space="preserve">"Probability of at least one of the events A and B occur is 0.6 . If A and B occur simultaneously with probability 0.2 , then $P(\bar{A})..."  </w:t>
       </w:r>
       <w:r>
         <w:rPr>
@@ -709,6 +682,33 @@
           <w:sz w:val="18"/>
         </w:rPr>
         <w:t>[Ans: N/A]</w:t>
+      </w:r>
+    </w:p>
+    <w:p>
+      <w:pPr>
+        <w:pStyle w:val="ListBullet"/>
+        <w:spacing w:after="40"/>
+      </w:pPr>
+      <w:r>
+        <w:rPr>
+          <w:b/>
+          <w:sz w:val="18"/>
+        </w:rPr>
+        <w:t xml:space="preserve">[2026 Shift] Q#2 (MCQ): </w:t>
+      </w:r>
+      <w:r>
+        <w:rPr>
+          <w:sz w:val="18"/>
+        </w:rPr>
+        <w:t xml:space="preserve">"The probability that a man and his wife live after 20 years are (1 / 4) and (1 / 3) respectively. The probability that neither..."  </w:t>
+      </w:r>
+      <w:r>
+        <w:rPr>
+          <w:b/>
+          <w:color w:val="2B6CB0"/>
+          <w:sz w:val="18"/>
+        </w:rPr>
+        <w:t>[Ans: D]</w:t>
       </w:r>
     </w:p>
     <w:p>
@@ -725,7 +725,7 @@
           <w:color w:val="2B6CB0"/>
           <w:sz w:val="24"/>
         </w:rPr>
-        <w:t>3.2 Probability Distribution &amp; Binomial Distribution (Very High Yield — 20 PYQs)</w:t>
+        <w:t>3.2 Probability Distribution &amp; Binomial Distribution (Moderate Yield — 6 PYQs)</w:t>
       </w:r>
     </w:p>
     <w:p>
@@ -848,13 +848,13 @@
           <w:b/>
           <w:sz w:val="18"/>
         </w:rPr>
-        <w:t xml:space="preserve">[2026 Shift] Q#1 (MCQ): </w:t>
+        <w:t xml:space="preserve">[2024 Shift] Q#1 (MCQ): </w:t>
       </w:r>
       <w:r>
         <w:rPr>
           <w:sz w:val="18"/>
         </w:rPr>
-        <w:t xml:space="preserve">"Recent studies suggest that 12% of the world population is left handed. Depending on parents' hand usage, the chances of having left hande..."  </w:t>
+        <w:t xml:space="preserve">"A random variable X has the following probability distribution: X 0 1 2 P(X) 25/36 k 1/36 If the mean of the random variable X is ..."  </w:t>
       </w:r>
       <w:r>
         <w:rPr>
@@ -875,13 +875,13 @@
           <w:b/>
           <w:sz w:val="18"/>
         </w:rPr>
-        <w:t xml:space="preserve">[2026 Shift] Q#1 (MCQ): </w:t>
+        <w:t xml:space="preserve">[2024 Shift] Q#2 (MCQ): </w:t>
       </w:r>
       <w:r>
         <w:rPr>
           <w:sz w:val="18"/>
         </w:rPr>
-        <w:t xml:space="preserve">"Probability of at least one of the events A and B occur is 0.6 . If A and B occur simultaneously with probability 0.2 , then $P(\bar{A})..."  </w:t>
+        <w:t xml:space="preserve">"If a random variable X follows the binomial distribution with parameters n=5,p and P(X=2)=9P(X=3) , then p is equal to..."  </w:t>
       </w:r>
       <w:r>
         <w:rPr>
@@ -902,13 +902,13 @@
           <w:b/>
           <w:sz w:val="18"/>
         </w:rPr>
-        <w:t xml:space="preserve">[2026 Shift] Q#3 (MCQ): </w:t>
+        <w:t xml:space="preserve">[2022 Shift] Q#2 (MCQ): </w:t>
       </w:r>
       <w:r>
         <w:rPr>
           <w:sz w:val="18"/>
         </w:rPr>
-        <w:t xml:space="preserve">"Probability of obtaining an even prime number on each die when a pair of dice is rolled is..."  </w:t>
+        <w:t xml:space="preserve">"Find the mean number of heads in three tosses of a fair coin...."  </w:t>
       </w:r>
       <w:r>
         <w:rPr>
@@ -916,7 +916,7 @@
           <w:color w:val="2B6CB0"/>
           <w:sz w:val="18"/>
         </w:rPr>
-        <w:t>[Ans: D]</w:t>
+        <w:t>[Ans: N/A]</w:t>
       </w:r>
     </w:p>
     <w:p>
@@ -1067,7 +1067,7 @@
           <w:color w:val="1A365D"/>
           <w:sz w:val="22"/>
         </w:rPr>
-        <w:t>Benchmark Problem 2: KCET 2026 (Q#2)</w:t>
+        <w:t>Benchmark Problem 2: KCET 2024 (Q#1)</w:t>
       </w:r>
     </w:p>
     <w:p>
@@ -1078,7 +1078,7 @@
         <w:rPr>
           <w:sz w:val="20"/>
         </w:rPr>
-        <w:t>The probability that a man and his wife live after 20 years are (1 / 4) and (1 / 3) respectively. The probability that neither the man nor his wife live after 20 years is</w:t>
+        <w:t>A random variable X has the following probability distribution: X 0 1 2 P(X) 25/36 k 1/36 If the mean of the random variable X is 1/3 , then the variance is</w:t>
       </w:r>
     </w:p>
     <w:p>
@@ -1090,7 +1090,7 @@
         <w:rPr>
           <w:sz w:val="19"/>
         </w:rPr>
-        <w:t>(A) (3 / 4)</w:t>
+        <w:t>(A) (1 / 18)</w:t>
       </w:r>
     </w:p>
     <w:p>
@@ -1102,7 +1102,7 @@
         <w:rPr>
           <w:sz w:val="19"/>
         </w:rPr>
-        <w:t>(B) (1 / 12)</w:t>
+        <w:t>(B) (5 / 18)</w:t>
       </w:r>
     </w:p>
     <w:p>
@@ -1114,7 +1114,7 @@
         <w:rPr>
           <w:sz w:val="19"/>
         </w:rPr>
-        <w:t>(C) (7 / 12)</w:t>
+        <w:t>(C) (7 / 18)</w:t>
       </w:r>
     </w:p>
     <w:p>
@@ -1124,11 +1124,9 @@
       </w:pPr>
       <w:r>
         <w:rPr>
-          <w:b/>
-          <w:color w:val="276749"/>
           <w:sz w:val="19"/>
         </w:rPr>
-        <w:t>(D) (1 / 2)</w:t>
+        <w:t>(D) (11 / 18)</w:t>
       </w:r>
     </w:p>
     <w:tbl>
@@ -1159,7 +1157,7 @@
                 <w:color w:val="1A365D"/>
                 <w:sz w:val="19"/>
               </w:rPr>
-              <w:t>Correct Answer: D</w:t>
+              <w:t>Correct Answer: None</w:t>
               <w:br/>
             </w:r>
             <w:r>
@@ -1169,7 +1167,7 @@
               </w:rPr>
               <w:t>Solution Analysis:</w:t>
               <w:br/>
-              <w:t>Let the probability that the man lives after 20 years be P(M)=(1 / 4) and the probability that his wife lives after 20 years be P(W)=(1 / 3) So, the probability that the man does not live after 20 years is 1-(1 / 4)=(3 / 4) and the probability that the wife does not live after 20 years is 1-(1 / 3)=(2 / 3) Assuming their survival is independent, the probability that neither lives after 20 years is (3 / 4) × (2 / 3)=(1 / 2) So the correct answer is (1 / 2) Option D</w:t>
+              <w:t>X 0 1 2 P(X) (25 / 36) k (1 / 36) ∵ Mean=∑_(i=1)^nx_(i)P(x_(i)) ⇒ (1 / 3)=0 × (25 / 36)+1 × k+2 × (1 / 36) ⇒ (1 / 3)=k+(1 / 18) ∴ k=(1 / 3)-(1 / 18)=(6-1 / 18)=(5 / 18) Now, variance=∑_(i=0)^nx_(i)^2P_(i)(x)-(mean)^2 =(0)^2 × (25 / 36)+(1)^2 × k+(2)^2 × (1 / 36)-(1 / 9) =0+k+(1 / 9)-(1 / 9)=k=(5 / 18) Hence, variance=(5 / 18)</w:t>
             </w:r>
           </w:p>
         </w:tc>

--- a/data/exports/kcet-probability_revision_notes.docx
+++ b/data/exports/kcet-probability_revision_notes.docx
@@ -189,7 +189,7 @@
                 <w:color w:val="2D3748"/>
                 <w:sz w:val="19"/>
               </w:rPr>
-              <w:t>Conditional Probability &amp; Bayes' Theorem</w:t>
+              <w:t>Conditional Probability, Multiplication Rule &amp; Independence</w:t>
             </w:r>
           </w:p>
         </w:tc>
@@ -209,7 +209,7 @@
               <w:rPr>
                 <w:sz w:val="19"/>
               </w:rPr>
-              <w:t>38 PYQs</w:t>
+              <w:t>28 PYQs</w:t>
             </w:r>
           </w:p>
         </w:tc>
@@ -230,7 +230,7 @@
                 <w:color w:val="718096"/>
                 <w:sz w:val="19"/>
               </w:rPr>
-              <w:t>Conditional &amp; Bayes</w:t>
+              <w:t>Conditional Probability</w:t>
             </w:r>
           </w:p>
         </w:tc>
@@ -251,10 +251,10 @@
             <w:r>
               <w:rPr>
                 <w:b/>
-                <w:color w:val="718096"/>
+                <w:color w:val="C53030"/>
                 <w:sz w:val="19"/>
               </w:rPr>
-              <w:t>Moderate</w:t>
+              <w:t>Very High</w:t>
             </w:r>
           </w:p>
         </w:tc>
@@ -276,7 +276,7 @@
                 <w:color w:val="2D3748"/>
                 <w:sz w:val="19"/>
               </w:rPr>
-              <w:t>Probability Distribution &amp; Binomial Distribution</w:t>
+              <w:t>Bayes' Theorem &amp; Binomial Distribution</w:t>
             </w:r>
           </w:p>
         </w:tc>
@@ -296,7 +296,7 @@
               <w:rPr>
                 <w:sz w:val="19"/>
               </w:rPr>
-              <w:t>6 PYQs</w:t>
+              <w:t>16 PYQs</w:t>
             </w:r>
           </w:p>
         </w:tc>
@@ -317,7 +317,7 @@
                 <w:color w:val="718096"/>
                 <w:sz w:val="19"/>
               </w:rPr>
-              <w:t>Random Variables</w:t>
+              <w:t>Distributions &amp; Inference</w:t>
             </w:r>
           </w:p>
         </w:tc>
@@ -417,7 +417,7 @@
                 <w:color w:val="1A365D"/>
                 <w:sz w:val="19"/>
               </w:rPr>
-              <w:t>Conditional Probability &amp; Bayes' Theorem</w:t>
+              <w:t>Conditional Probability, Multiplication Rule &amp; Independence</w:t>
             </w:r>
           </w:p>
         </w:tc>
@@ -439,7 +439,7 @@
                 <w:color w:val="2D3748"/>
                 <w:sz w:val="19"/>
               </w:rPr>
-              <w:t>P(A|B) = \frac{P(A \cap B)}{P(B)}, \quad P(A \cap B) = P(A) \cdot P(B) \text{ (independent)}, \quad P(E_i|A) = \frac{P(E_i)P(A|E_i)}{\Sigma P(E_j)P(A|E_j)}</w:t>
+              <w:t>P(A|B) = \frac{P(A \\cap B)}{P(B)}, \quad \text{Independent: } P(A \\cap B) = P(A) \cdot P(B), \quad P(A' \\cap B') = [1 - P(A)][1 - P(B)]</w:t>
             </w:r>
           </w:p>
         </w:tc>
@@ -463,7 +463,7 @@
                 <w:color w:val="1A365D"/>
                 <w:sz w:val="19"/>
               </w:rPr>
-              <w:t>Probability Distribution &amp; Binomial Distribution</w:t>
+              <w:t>Bayes' Theorem &amp; Binomial Distribution</w:t>
             </w:r>
           </w:p>
         </w:tc>
@@ -485,7 +485,7 @@
                 <w:color w:val="2D3748"/>
                 <w:sz w:val="19"/>
               </w:rPr>
-              <w:t>\text{Mean } \mu = \Sigma x_i p_i, \quad \text{Var } \sigma^2 = \Sigma x_i^2 p_i - \mu^2, \quad \text{Binomial: } P(X = r) = {^n C_r} p^r q^{n-r}, \; \text{Mean} = np, \; \text{Var} = npq</w:t>
+              <w:t>P(X=k) = ^n C_k p^k q^{n-k}, \quad \text{Mean } = np, \quad \text{Variance } = npq \ (\text{Variance} &lt; \text{Mean})</w:t>
             </w:r>
           </w:p>
         </w:tc>
@@ -517,7 +517,7 @@
           <w:color w:val="2B6CB0"/>
           <w:sz w:val="24"/>
         </w:rPr>
-        <w:t>3.1 Conditional Probability &amp; Bayes' Theorem (Very High Yield — 38 PYQs)</w:t>
+        <w:t>3.1 Conditional Probability, Multiplication Rule &amp; Independence (Very High Yield — 28 PYQs)</w:t>
       </w:r>
     </w:p>
     <w:p>
@@ -532,7 +532,7 @@
         <w:rPr>
           <w:sz w:val="20"/>
         </w:rPr>
-        <w:t>Multiplication rule of probability, test for statistical independence, law of total probability, and inverse probability via Bayes' theorem.</w:t>
+        <w:t>Conditional probability P(A|B) = (P(A \cap B) / P(B)) (P(B) &gt; 0). Independent events: Occurrence of A does not affect B; condition for independence is P(A \cap B) = P(A) · P(B). Mutually exclusive events: cannot occur simultaneously \implies P(A \cap B) = 0.</w:t>
       </w:r>
     </w:p>
     <w:tbl>
@@ -570,7 +570,7 @@
                 <w:color w:val="2D3748"/>
                 <w:sz w:val="19"/>
               </w:rPr>
-              <w:t>Mutually exclusive events (A \cap B = \emptyset \implies P(A \cap B) = 0) CANNOT be independent if both have non-zero probabilities!</w:t>
+              <w:t>Mutually exclusive events with non-zero probabilities can NEVER be independent because P(A \cap B) = 0 ≠ P(A)P(B)!</w:t>
             </w:r>
           </w:p>
         </w:tc>
@@ -611,7 +611,7 @@
                 <w:color w:val="2D3748"/>
                 <w:sz w:val="19"/>
               </w:rPr>
-              <w:t>For independent events: P(A \cup B) = 1 - P(A')P(B').</w:t>
+              <w:t>If A and B are independent, then A' and B' are also independent: P(A' \cap B') = P(A') P(B') = (1-P(A))(1-P(B)).</w:t>
             </w:r>
           </w:p>
         </w:tc>
@@ -628,33 +628,6 @@
           <w:sz w:val="19"/>
         </w:rPr>
         <w:t>Source PYQs testing this concept:</w:t>
-      </w:r>
-    </w:p>
-    <w:p>
-      <w:pPr>
-        <w:pStyle w:val="ListBullet"/>
-        <w:spacing w:after="40"/>
-      </w:pPr>
-      <w:r>
-        <w:rPr>
-          <w:b/>
-          <w:sz w:val="18"/>
-        </w:rPr>
-        <w:t xml:space="preserve">[2026 Shift] Q#1 (MCQ): </w:t>
-      </w:r>
-      <w:r>
-        <w:rPr>
-          <w:sz w:val="18"/>
-        </w:rPr>
-        <w:t xml:space="preserve">"Recent studies suggest that 12% of the world population is left handed. Depending on parents' hand usage, the chances of having left hande..."  </w:t>
-      </w:r>
-      <w:r>
-        <w:rPr>
-          <w:b/>
-          <w:color w:val="2B6CB0"/>
-          <w:sz w:val="18"/>
-        </w:rPr>
-        <w:t>[Ans: N/A]</w:t>
       </w:r>
     </w:p>
     <w:p>
@@ -713,6 +686,33 @@
     </w:p>
     <w:p>
       <w:pPr>
+        <w:pStyle w:val="ListBullet"/>
+        <w:spacing w:after="40"/>
+      </w:pPr>
+      <w:r>
+        <w:rPr>
+          <w:b/>
+          <w:sz w:val="18"/>
+        </w:rPr>
+        <w:t xml:space="preserve">[2026 Shift] Q#3 (MCQ): </w:t>
+      </w:r>
+      <w:r>
+        <w:rPr>
+          <w:sz w:val="18"/>
+        </w:rPr>
+        <w:t xml:space="preserve">"Probability of obtaining an even prime number on each die when a pair of dice is rolled is..."  </w:t>
+      </w:r>
+      <w:r>
+        <w:rPr>
+          <w:b/>
+          <w:color w:val="2B6CB0"/>
+          <w:sz w:val="18"/>
+        </w:rPr>
+        <w:t>[Ans: D]</w:t>
+      </w:r>
+    </w:p>
+    <w:p>
+      <w:pPr>
         <w:spacing w:after="120"/>
       </w:pPr>
     </w:p>
@@ -725,7 +725,7 @@
           <w:color w:val="2B6CB0"/>
           <w:sz w:val="24"/>
         </w:rPr>
-        <w:t>3.2 Probability Distribution &amp; Binomial Distribution (Moderate Yield — 6 PYQs)</w:t>
+        <w:t>3.2 Bayes' Theorem &amp; Binomial Distribution (Very High Yield — 16 PYQs)</w:t>
       </w:r>
     </w:p>
     <w:p>
@@ -740,7 +740,7 @@
         <w:rPr>
           <w:sz w:val="20"/>
         </w:rPr>
-        <w:t>Discrete probability distributions, expected value E(X), variance, and Binomial Bernoulli trials (q = 1 - p).</w:t>
+        <w:t>Bayes' Theorem for posterior probability: P(E_i|A) = (P(E_i)P(A|E_i) / ∑ P(E_j)P(A|E_j)). Binomial distribution B(n, p): P(X = k) = ^n C_k p^k q^n-k (q = 1-p). Mean μ = np; Variance σ^2 = npq; Standard deviation σ = √(npq). Since q &lt; 1, the variance of a binomial distribution is ALWAYS strictly less than its mean (σ^2 &lt; μ).</w:t>
       </w:r>
     </w:p>
     <w:tbl>
@@ -778,7 +778,7 @@
                 <w:color w:val="2D3748"/>
                 <w:sz w:val="19"/>
               </w:rPr>
-              <w:t>In a Binomial distribution, the variance (npq) is ALWAYS strictly less than the mean (np) because q &lt; 1.</w:t>
+              <w:t>In binomial distribution, variance can NEVER exceed the mean (npq &lt; np always because q &lt; 1). If given a problem where variance &gt; mean, that distribution is impossible!</w:t>
             </w:r>
           </w:p>
         </w:tc>
@@ -819,7 +819,7 @@
                 <w:color w:val="2D3748"/>
                 <w:sz w:val="19"/>
               </w:rPr>
-              <w:t>Variance formula shortcut: Var(X) = E(X^2) - [E(X)]^2.</w:t>
+              <w:t>Probability of at least one success in n trials: P(X ≥ 1) = 1 - P(X = 0) = 1 - q^n.</w:t>
             </w:r>
           </w:p>
         </w:tc>
@@ -836,6 +836,33 @@
           <w:sz w:val="19"/>
         </w:rPr>
         <w:t>Source PYQs testing this concept:</w:t>
+      </w:r>
+    </w:p>
+    <w:p>
+      <w:pPr>
+        <w:pStyle w:val="ListBullet"/>
+        <w:spacing w:after="40"/>
+      </w:pPr>
+      <w:r>
+        <w:rPr>
+          <w:b/>
+          <w:sz w:val="18"/>
+        </w:rPr>
+        <w:t xml:space="preserve">[2026 Shift] Q#1 (MCQ): </w:t>
+      </w:r>
+      <w:r>
+        <w:rPr>
+          <w:sz w:val="18"/>
+        </w:rPr>
+        <w:t xml:space="preserve">"Recent studies suggest that 12% of the world population is left handed. Depending on parents' hand usage, the chances of having left hande..."  </w:t>
+      </w:r>
+      <w:r>
+        <w:rPr>
+          <w:b/>
+          <w:color w:val="2B6CB0"/>
+          <w:sz w:val="18"/>
+        </w:rPr>
+        <w:t>[Ans: N/A]</w:t>
       </w:r>
     </w:p>
     <w:p>
@@ -882,33 +909,6 @@
           <w:sz w:val="18"/>
         </w:rPr>
         <w:t xml:space="preserve">"If a random variable X follows the binomial distribution with parameters n=5,p and P(X=2)=9P(X=3) , then p is equal to..."  </w:t>
-      </w:r>
-      <w:r>
-        <w:rPr>
-          <w:b/>
-          <w:color w:val="2B6CB0"/>
-          <w:sz w:val="18"/>
-        </w:rPr>
-        <w:t>[Ans: N/A]</w:t>
-      </w:r>
-    </w:p>
-    <w:p>
-      <w:pPr>
-        <w:pStyle w:val="ListBullet"/>
-        <w:spacing w:after="40"/>
-      </w:pPr>
-      <w:r>
-        <w:rPr>
-          <w:b/>
-          <w:sz w:val="18"/>
-        </w:rPr>
-        <w:t xml:space="preserve">[2022 Shift] Q#2 (MCQ): </w:t>
-      </w:r>
-      <w:r>
-        <w:rPr>
-          <w:sz w:val="18"/>
-        </w:rPr>
-        <w:t xml:space="preserve">"Find the mean number of heads in three tosses of a fair coin...."  </w:t>
       </w:r>
       <w:r>
         <w:rPr>
@@ -1067,7 +1067,7 @@
           <w:color w:val="1A365D"/>
           <w:sz w:val="22"/>
         </w:rPr>
-        <w:t>Benchmark Problem 2: KCET 2024 (Q#1)</w:t>
+        <w:t>Benchmark Problem 2: KCET 2026 (Q#1)</w:t>
       </w:r>
     </w:p>
     <w:p>
@@ -1078,7 +1078,7 @@
         <w:rPr>
           <w:sz w:val="20"/>
         </w:rPr>
-        <w:t>A random variable X has the following probability distribution: X 0 1 2 P(X) 25/36 k 1/36 If the mean of the random variable X is 1/3 , then the variance is</w:t>
+        <w:t>Probability of at least one of the events A and B occur is 0.6 . If A and B occur simultaneously with probability 0.2 , then P(bar(A))+P(bar(B)) is</w:t>
       </w:r>
     </w:p>
     <w:p>
@@ -1090,7 +1090,7 @@
         <w:rPr>
           <w:sz w:val="19"/>
         </w:rPr>
-        <w:t>(A) (1 / 18)</w:t>
+        <w:t>(A) 1</w:t>
       </w:r>
     </w:p>
     <w:p>
@@ -1102,7 +1102,7 @@
         <w:rPr>
           <w:sz w:val="19"/>
         </w:rPr>
-        <w:t>(B) (5 / 18)</w:t>
+        <w:t>(B) 0.8</w:t>
       </w:r>
     </w:p>
     <w:p>
@@ -1114,7 +1114,7 @@
         <w:rPr>
           <w:sz w:val="19"/>
         </w:rPr>
-        <w:t>(C) (7 / 18)</w:t>
+        <w:t>(C) 0.6</w:t>
       </w:r>
     </w:p>
     <w:p>
@@ -1126,7 +1126,7 @@
         <w:rPr>
           <w:sz w:val="19"/>
         </w:rPr>
-        <w:t>(D) (11 / 18)</w:t>
+        <w:t>(D) 1.2</w:t>
       </w:r>
     </w:p>
     <w:tbl>
@@ -1167,7 +1167,7 @@
               </w:rPr>
               <w:t>Solution Analysis:</w:t>
               <w:br/>
-              <w:t>X 0 1 2 P(X) (25 / 36) k (1 / 36) ∵ Mean=∑_(i=1)^nx_(i)P(x_(i)) ⇒ (1 / 3)=0 × (25 / 36)+1 × k+2 × (1 / 36) ⇒ (1 / 3)=k+(1 / 18) ∴ k=(1 / 3)-(1 / 18)=(6-1 / 18)=(5 / 18) Now, variance=∑_(i=0)^nx_(i)^2P_(i)(x)-(mean)^2 =(0)^2 × (25 / 36)+(1)^2 × k+(2)^2 × (1 / 36)-(1 / 9) =0+k+(1 / 9)-(1 / 9)=k=(5 / 18) Hence, variance=(5 / 18)</w:t>
+              <w:t>Given: P(A∪B)=0.6 and P(A∩B)=0.2 We use the formula: P(A∪B)=P(A)+P(B)-P(A∩B) So, 0.6=P(A)+P(B)-0.2 P(A)+P(B)=0.8 Now, P(bar(A))=1-P(A),P(bar(B))=1-P(B) So, P(bar(A))+P(bar(B))=(1-P(A))+(1-P(B)) =2-(P(A)+P(B)) =2-0.8=1.2 So the correct answer is: 1.2 Option D</w:t>
             </w:r>
           </w:p>
         </w:tc>
